--- a/word_reports/LP_0290_위치_374_Randy VanWarmer_Warmer.docx
+++ b/word_reports/LP_0290_위치_374_Randy VanWarmer_Warmer.docx
@@ -4,7 +4,7 @@
   <w:body>
     <w:p>
       <w:pPr>
-        <w:spacing w:after="280"/>
+        <w:spacing w:after="80"/>
       </w:pPr>
       <w:r>
         <w:rPr w:rFonts="맑은 고딕">
@@ -13,94 +13,47 @@
           <w:color w:val="1E3A8A"/>
           <w:sz w:val="30"/>
         </w:rPr>
-        <w:t>[374] Randy VanWarmer - Warmer</w:t>
+        <w:t>Randy VanWarmer (랜디 밴워머) - Warmer</w:t>
       </w:r>
     </w:p>
     <w:p>
       <w:pPr>
-        <w:spacing w:after="320"/>
+        <w:spacing w:after="240"/>
       </w:pPr>
       <w:r>
         <w:rPr w:rFonts="맑은 고딕">
           <w:rFonts w:ascii="맑은 고딕" w:hAnsi="맑은 고딕" w:eastAsia="맑은 고딕"/>
           <w:b/>
-          <w:sz w:val="20"/>
+          <w:color w:val="4B5563"/>
+          <w:sz w:val="22"/>
         </w:rPr>
-        <w:t>■ 위치 : 374</w:t>
-        <w:br/>
-      </w:r>
-      <w:r>
-        <w:rPr w:rFonts="맑은 고딕">
-          <w:rFonts w:ascii="맑은 고딕" w:hAnsi="맑은 고딕" w:eastAsia="맑은 고딕"/>
-          <w:b/>
-          <w:sz w:val="20"/>
-        </w:rPr>
-        <w:t>■ 아티스트 : Randy VanWarmer</w:t>
-        <w:br/>
-      </w:r>
-      <w:r>
-        <w:rPr w:rFonts="맑은 고딕">
-          <w:rFonts w:ascii="맑은 고딕" w:hAnsi="맑은 고딕" w:eastAsia="맑은 고딕"/>
-          <w:b/>
-          <w:sz w:val="20"/>
-        </w:rPr>
-        <w:t>■ 앨범명 : Warmer</w:t>
-        <w:br/>
-      </w:r>
-      <w:r>
-        <w:rPr w:rFonts="맑은 고딕">
-          <w:rFonts w:ascii="맑은 고딕" w:hAnsi="맑은 고딕" w:eastAsia="맑은 고딕"/>
-          <w:b w:val="0"/>
-          <w:sz w:val="20"/>
-        </w:rPr>
-        <w:t>■ 음반 레이블 : Bearsville</w:t>
-        <w:br/>
-      </w:r>
-      <w:r>
-        <w:rPr w:rFonts="맑은 고딕">
-          <w:rFonts w:ascii="맑은 고딕" w:hAnsi="맑은 고딕" w:eastAsia="맑은 고딕"/>
-          <w:b w:val="0"/>
-          <w:sz w:val="20"/>
-        </w:rPr>
-        <w:t>■ 발매년도 : 1979</w:t>
-        <w:br/>
-      </w:r>
-      <w:r>
-        <w:rPr w:rFonts="맑은 고딕">
-          <w:rFonts w:ascii="맑은 고딕" w:hAnsi="맑은 고딕" w:eastAsia="맑은 고딕"/>
-          <w:b w:val="0"/>
-          <w:sz w:val="20"/>
-        </w:rPr>
-        <w:t>■ 장르 : 소프트 록 (Soft Rock), 팝 (Pop), 싱어송라이터 (Singer-Songwriter)</w:t>
-        <w:br/>
-      </w:r>
-      <w:r>
-        <w:rPr w:rFonts="맑은 고딕">
-          <w:rFonts w:ascii="맑은 고딕" w:hAnsi="맑은 고딕" w:eastAsia="맑은 고딕"/>
-          <w:b w:val="0"/>
-          <w:sz w:val="20"/>
-        </w:rPr>
-        <w:t>■ 주요 수록곡 : - Just When I Needed You Most</w:t>
-        <w:br/>
+        <w:t>위치 :  374</w:t>
       </w:r>
     </w:p>
     <w:p>
       <w:pPr>
-        <w:spacing w:after="160"/>
+        <w:spacing w:line="324" w:lineRule="auto" w:before="80" w:after="160"/>
       </w:pPr>
       <w:r>
         <w:rPr w:rFonts="맑은 고딕">
           <w:rFonts w:ascii="맑은 고딕" w:hAnsi="맑은 고딕" w:eastAsia="맑은 고딕"/>
           <w:b/>
           <w:color w:val="1F2937"/>
-          <w:sz w:val="24"/>
+          <w:sz w:val="22"/>
         </w:rPr>
-        <w:t>■ 음반 해설 및 감상 가이드</w:t>
+        <w:t xml:space="preserve">[음반 소개] </w:t>
+      </w:r>
+      <w:r>
+        <w:rPr w:rFonts="맑은 고딕">
+          <w:rFonts w:ascii="맑은 고딕" w:hAnsi="맑은 고딕" w:eastAsia="맑은 고딕"/>
+          <w:b w:val="0"/>
+          <w:sz w:val="21"/>
+        </w:rPr>
       </w:r>
     </w:p>
     <w:p>
       <w:pPr>
-        <w:spacing w:line="312" w:lineRule="auto" w:after="120"/>
+        <w:spacing w:line="324" w:lineRule="auto" w:after="120"/>
       </w:pPr>
       <w:r>
         <w:rPr w:rFonts="맑은 고딕">
@@ -108,51 +61,516 @@
           <w:b w:val="0"/>
           <w:sz w:val="21"/>
         </w:rPr>
-        <w:t>1979년에 발매된 랜디 밴워머(Randy VanWarmer)의 데뷔 앨범 [Warmer]는 1970년대 후반 팝-소프트 록 신을 아름답게 수놓은 명반입니다. 수줍은 듯하면서도 깊은 감성을 지닌 그의 음악적 페르소나가 고스란히 담긴 이 음반은, 세련된 어쿠스틱 사운드와 미학적인 멜로디 라인을 통해 당시 청중들의 마음을 단번에 사로잡았습니다. 앨범 타이틀처럼 시리고 고독한 마음을 온화하게 감싸 안는 특유의 따스한 감수성이 돋보이는 작품입니다.</w:t>
+        <w:t>1970년대 후반의 분주한 음악적 소용돌이 속에서 가장 맑고 순수한 서정의 온기를 품고 피어난 랜디 밴워머의 눈부신 데뷔 명반입니다. 가슴을 저미는 미성과 담백한 어쿠스틱 선율은 상실의 아픔을 겪어본 모든 이들의 영혼을 어루만지며 시대와 세대를 초월한 깊은 울림을 전합니다. 정갈한 편곡과 진솔한 고백으로 가득 찬 이 앨범은 소프트 록과 챔버 팝이 도달할 수 있는 가장 우아하고 서정적인 극점을 유려하게 증명하고 있습니다.</w:t>
       </w:r>
     </w:p>
     <w:p>
       <w:pPr>
-        <w:spacing w:line="312" w:lineRule="auto" w:after="120"/>
+        <w:spacing w:line="324" w:lineRule="auto" w:before="200" w:after="80"/>
       </w:pPr>
+      <w:r>
+        <w:rPr w:rFonts="맑은 고딕">
+          <w:rFonts w:ascii="맑은 고딕" w:hAnsi="맑은 고딕" w:eastAsia="맑은 고딕"/>
+          <w:b/>
+          <w:color w:val="1E3A8A"/>
+          <w:sz w:val="24"/>
+        </w:rPr>
+        <w:t>1. 음반 데이터</w:t>
+      </w:r>
+    </w:p>
+    <w:p>
+      <w:pPr>
+        <w:spacing w:line="324" w:lineRule="auto" w:after="80"/>
+      </w:pPr>
+      <w:r>
+        <w:rPr w:rFonts="맑은 고딕">
+          <w:rFonts w:ascii="맑은 고딕" w:hAnsi="맑은 고딕" w:eastAsia="맑은 고딕"/>
+          <w:b w:val="0"/>
+          <w:color w:val="6B7280"/>
+          <w:sz w:val="21"/>
+        </w:rPr>
+        <w:t xml:space="preserve">· </w:t>
+      </w:r>
+      <w:r>
+        <w:rPr w:rFonts="맑은 고딕">
+          <w:rFonts w:ascii="맑은 고딕" w:hAnsi="맑은 고딕" w:eastAsia="맑은 고딕"/>
+          <w:b/>
+          <w:color w:val="1F2937"/>
+          <w:sz w:val="21"/>
+        </w:rPr>
+        <w:t xml:space="preserve">앨범명: </w:t>
+      </w:r>
       <w:r>
         <w:rPr w:rFonts="맑은 고딕">
           <w:rFonts w:ascii="맑은 고딕" w:hAnsi="맑은 고딕" w:eastAsia="맑은 고딕"/>
           <w:b w:val="0"/>
           <w:sz w:val="21"/>
         </w:rPr>
-        <w:t>이 앨범의 중심축을 이루는 곡은 단연 불후의 명곡으로 추앙받는 "Just When I Needed You Most"입니다. 빌보드 싱글 차트 4위 및 성인 컨템포러리 차트 2주 연속 1위를 기록하며 전 세계적인 사랑을 받은 이 곡은, 랜디 밴워머 특유의 미성(美聲)과 섬세한 가성이 어우러져 이별의 아픔을 역설적으로 매우 서정적이고 아름답게 그려냅니다. 특히 곡 전반에 흐르는 감미로운 오토하프(Autoharp) 솔로 연주와 정갈한 어쿠스틱 기타, 절제된 현악 편곡은 그의 청아한 음색을 더욱 돋보이게 만들며 팝 역사상 가장 매혹적인 이별가 중 하나로 자리매김했습니다.</w:t>
+        <w:t>Warmer</w:t>
       </w:r>
     </w:p>
     <w:p>
       <w:pPr>
-        <w:spacing w:line="312" w:lineRule="auto" w:after="120"/>
+        <w:spacing w:line="324" w:lineRule="auto" w:after="80"/>
       </w:pPr>
+      <w:r>
+        <w:rPr w:rFonts="맑은 고딕">
+          <w:rFonts w:ascii="맑은 고딕" w:hAnsi="맑은 고딕" w:eastAsia="맑은 고딕"/>
+          <w:b w:val="0"/>
+          <w:color w:val="6B7280"/>
+          <w:sz w:val="21"/>
+        </w:rPr>
+        <w:t xml:space="preserve">· </w:t>
+      </w:r>
+      <w:r>
+        <w:rPr w:rFonts="맑은 고딕">
+          <w:rFonts w:ascii="맑은 고딕" w:hAnsi="맑은 고딕" w:eastAsia="맑은 고딕"/>
+          <w:b/>
+          <w:color w:val="1F2937"/>
+          <w:sz w:val="21"/>
+        </w:rPr>
+        <w:t xml:space="preserve">아티스트: </w:t>
+      </w:r>
       <w:r>
         <w:rPr w:rFonts="맑은 고딕">
           <w:rFonts w:ascii="맑은 고딕" w:hAnsi="맑은 고딕" w:eastAsia="맑은 고딕"/>
           <w:b w:val="0"/>
           <w:sz w:val="21"/>
         </w:rPr>
-        <w:t>메가 히트곡 외에도 앨범 전반에 걸쳐 랜디 밴워머의 뛰어난 송라이팅 능력이 빛을 발합니다. 경쾌한 리듬 속에 쓸쓸함을 담아낸 "Gotta Get Out of Here"와 섬세한 멜로디가 인상적인 "Your Light", 그리고 내면의 깊은 고백을 담아낸 "Losing Out on Love" 등은 음반 전체의 완성도를 한층 높여줍니다. 화려한 스튜디오 효과나 과도한 편곡 대신 차분하고 오가닉(Organic)한 연주로 채워진 트랙들은 세월이 흘러도 변치 않는 클래식한 매력을 선사합니다.</w:t>
+        <w:t>Randy VanWarmer (랜디 밴워머)</w:t>
       </w:r>
     </w:p>
     <w:p>
       <w:pPr>
-        <w:spacing w:line="312" w:lineRule="auto" w:after="120"/>
+        <w:spacing w:line="324" w:lineRule="auto" w:after="80"/>
       </w:pPr>
+      <w:r>
+        <w:rPr w:rFonts="맑은 고딕">
+          <w:rFonts w:ascii="맑은 고딕" w:hAnsi="맑은 고딕" w:eastAsia="맑은 고딕"/>
+          <w:b w:val="0"/>
+          <w:color w:val="6B7280"/>
+          <w:sz w:val="21"/>
+        </w:rPr>
+        <w:t xml:space="preserve">· </w:t>
+      </w:r>
+      <w:r>
+        <w:rPr w:rFonts="맑은 고딕">
+          <w:rFonts w:ascii="맑은 고딕" w:hAnsi="맑은 고딕" w:eastAsia="맑은 고딕"/>
+          <w:b/>
+          <w:color w:val="1F2937"/>
+          <w:sz w:val="21"/>
+        </w:rPr>
+        <w:t xml:space="preserve">발매 정보: </w:t>
+      </w:r>
       <w:r>
         <w:rPr w:rFonts="맑은 고딕">
           <w:rFonts w:ascii="맑은 고딕" w:hAnsi="맑은 고딕" w:eastAsia="맑은 고딕"/>
           <w:b w:val="0"/>
           <w:sz w:val="21"/>
         </w:rPr>
-        <w:t>[Warmer]는 단순히 일회성 싱글을 소비하기 위한 음반이 아닌, 한 아티스트의 순수한 음악적 영혼이 빚어낸 웰메이드 아날로그 작품입니다. LP 바늘이 그루브를 지나며 전해주는 따뜻한 특유의 질감은 랜디 밴워머의 맑은 보컬, 그리고 감성적인 어쿠스틱 연주와 완벽한 조화를 이룹니다. 조용한 밤, 지친 마음을 달래고 아날로그 특유의 감성적 온기를 느끼고 싶을 때 청음하기에 최적의 가치를 지닌 명반입니다.</w:t>
+        <w:t>1979년 미국의 유서 깊은 음반사 베어스빌 레코드(Bearsville Records)를 통해 발매된 랜디 밴워머의 기념비적인 데뷔 정규 앨범으로, 당대 최고의 현악 편곡자이자 프로듀서인 델 뉴먼(Del Newman)이 프로듀싱을 맡아 앨범의 품격을 한층 끌어올렸습니다.</w:t>
+      </w:r>
+    </w:p>
+    <w:p>
+      <w:pPr>
+        <w:spacing w:line="324" w:lineRule="auto" w:after="80"/>
+      </w:pPr>
+      <w:r>
+        <w:rPr w:rFonts="맑은 고딕">
+          <w:rFonts w:ascii="맑은 고딕" w:hAnsi="맑은 고딕" w:eastAsia="맑은 고딕"/>
+          <w:b w:val="0"/>
+          <w:color w:val="6B7280"/>
+          <w:sz w:val="21"/>
+        </w:rPr>
+        <w:t xml:space="preserve">· </w:t>
+      </w:r>
+      <w:r>
+        <w:rPr w:rFonts="맑은 고딕">
+          <w:rFonts w:ascii="맑은 고딕" w:hAnsi="맑은 고딕" w:eastAsia="맑은 고딕"/>
+          <w:b/>
+          <w:color w:val="1F2937"/>
+          <w:sz w:val="21"/>
+        </w:rPr>
+        <w:t xml:space="preserve">LP 인기도(판매량): </w:t>
+      </w:r>
+      <w:r>
+        <w:rPr w:rFonts="맑은 고딕">
+          <w:rFonts w:ascii="맑은 고딕" w:hAnsi="맑은 고딕" w:eastAsia="맑은 고딕"/>
+          <w:b w:val="0"/>
+          <w:sz w:val="21"/>
+        </w:rPr>
+        <w:t>타이틀 성격의 대표곡이 전 세계적인 반향을 일으키며 미국 빌보드 200 앨범 차트 43위에 올랐고, 전 세계 수많은 음악 팬들에게 사랑받으며 골드 레코드 이상의 꾸준한 스테디셀러 판매고를 기록하였습니다.</w:t>
+      </w:r>
+    </w:p>
+    <w:p>
+      <w:pPr>
+        <w:spacing w:line="324" w:lineRule="auto" w:after="80"/>
+      </w:pPr>
+      <w:r>
+        <w:rPr w:rFonts="맑은 고딕">
+          <w:rFonts w:ascii="맑은 고딕" w:hAnsi="맑은 고딕" w:eastAsia="맑은 고딕"/>
+          <w:b w:val="0"/>
+          <w:color w:val="6B7280"/>
+          <w:sz w:val="21"/>
+        </w:rPr>
+        <w:t xml:space="preserve">· </w:t>
+      </w:r>
+      <w:r>
+        <w:rPr w:rFonts="맑은 고딕">
+          <w:rFonts w:ascii="맑은 고딕" w:hAnsi="맑은 고딕" w:eastAsia="맑은 고딕"/>
+          <w:b/>
+          <w:color w:val="1F2937"/>
+          <w:sz w:val="21"/>
+        </w:rPr>
+        <w:t xml:space="preserve">각종 수상경력: </w:t>
+      </w:r>
+      <w:r>
+        <w:rPr w:rFonts="맑은 고딕">
+          <w:rFonts w:ascii="맑은 고딕" w:hAnsi="맑은 고딕" w:eastAsia="맑은 고딕"/>
+          <w:b w:val="0"/>
+          <w:sz w:val="21"/>
+        </w:rPr>
+        <w:t>수록곡 'Just When I Needed You Most'가 1979년 미국 빌보드 핫 100 차트 4위, 어덜트 컨템퍼러리(AC) 차트 2주 연속 1위를 차지하였으며, 영국 오피셜 싱글 차트 8위에 오르는 등 세계 유수의 팝 차트 상위권을 석권하며 평단의 높은 찬사를 받았습니다.</w:t>
+      </w:r>
+    </w:p>
+    <w:p>
+      <w:pPr>
+        <w:spacing w:line="324" w:lineRule="auto" w:before="200" w:after="80"/>
+      </w:pPr>
+      <w:r>
+        <w:rPr w:rFonts="맑은 고딕">
+          <w:rFonts w:ascii="맑은 고딕" w:hAnsi="맑은 고딕" w:eastAsia="맑은 고딕"/>
+          <w:b/>
+          <w:color w:val="1E3A8A"/>
+          <w:sz w:val="24"/>
+        </w:rPr>
+        <w:t>2. 아티스트 정보</w:t>
+      </w:r>
+    </w:p>
+    <w:p>
+      <w:pPr>
+        <w:spacing w:line="324" w:lineRule="auto" w:after="80"/>
+      </w:pPr>
+      <w:r>
+        <w:rPr w:rFonts="맑은 고딕">
+          <w:rFonts w:ascii="맑은 고딕" w:hAnsi="맑은 고딕" w:eastAsia="맑은 고딕"/>
+          <w:b w:val="0"/>
+          <w:color w:val="6B7280"/>
+          <w:sz w:val="21"/>
+        </w:rPr>
+        <w:t xml:space="preserve">· </w:t>
+      </w:r>
+      <w:r>
+        <w:rPr w:rFonts="맑은 고딕">
+          <w:rFonts w:ascii="맑은 고딕" w:hAnsi="맑은 고딕" w:eastAsia="맑은 고딕"/>
+          <w:b/>
+          <w:color w:val="1F2937"/>
+          <w:sz w:val="21"/>
+        </w:rPr>
+        <w:t xml:space="preserve">국적: </w:t>
+      </w:r>
+      <w:r>
+        <w:rPr w:rFonts="맑은 고딕">
+          <w:rFonts w:ascii="맑은 고딕" w:hAnsi="맑은 고딕" w:eastAsia="맑은 고딕"/>
+          <w:b w:val="0"/>
+          <w:sz w:val="21"/>
+        </w:rPr>
+        <w:t>미국</w:t>
+      </w:r>
+    </w:p>
+    <w:p>
+      <w:pPr>
+        <w:spacing w:line="324" w:lineRule="auto" w:after="80"/>
+      </w:pPr>
+      <w:r>
+        <w:rPr w:rFonts="맑은 고딕">
+          <w:rFonts w:ascii="맑은 고딕" w:hAnsi="맑은 고딕" w:eastAsia="맑은 고딕"/>
+          <w:b w:val="0"/>
+          <w:color w:val="6B7280"/>
+          <w:sz w:val="21"/>
+        </w:rPr>
+        <w:t xml:space="preserve">· </w:t>
+      </w:r>
+      <w:r>
+        <w:rPr w:rFonts="맑은 고딕">
+          <w:rFonts w:ascii="맑은 고딕" w:hAnsi="맑은 고딕" w:eastAsia="맑은 고딕"/>
+          <w:b/>
+          <w:color w:val="1F2937"/>
+          <w:sz w:val="21"/>
+        </w:rPr>
+        <w:t xml:space="preserve">생몰년도: </w:t>
+      </w:r>
+      <w:r>
+        <w:rPr w:rFonts="맑은 고딕">
+          <w:rFonts w:ascii="맑은 고딕" w:hAnsi="맑은 고딕" w:eastAsia="맑은 고딕"/>
+          <w:b w:val="0"/>
+          <w:sz w:val="21"/>
+        </w:rPr>
+        <w:t>1955년 3월 30일 ~ 2004년 1월 12일</w:t>
+      </w:r>
+    </w:p>
+    <w:p>
+      <w:pPr>
+        <w:spacing w:line="324" w:lineRule="auto" w:after="80"/>
+      </w:pPr>
+      <w:r>
+        <w:rPr w:rFonts="맑은 고딕">
+          <w:rFonts w:ascii="맑은 고딕" w:hAnsi="맑은 고딕" w:eastAsia="맑은 고딕"/>
+          <w:b w:val="0"/>
+          <w:color w:val="6B7280"/>
+          <w:sz w:val="21"/>
+        </w:rPr>
+        <w:t xml:space="preserve">· </w:t>
+      </w:r>
+      <w:r>
+        <w:rPr w:rFonts="맑은 고딕">
+          <w:rFonts w:ascii="맑은 고딕" w:hAnsi="맑은 고딕" w:eastAsia="맑은 고딕"/>
+          <w:b/>
+          <w:color w:val="1F2937"/>
+          <w:sz w:val="21"/>
+        </w:rPr>
+        <w:t xml:space="preserve">그룹 소속: </w:t>
+      </w:r>
+      <w:r>
+        <w:rPr w:rFonts="맑은 고딕">
+          <w:rFonts w:ascii="맑은 고딕" w:hAnsi="맑은 고딕" w:eastAsia="맑은 고딕"/>
+          <w:b w:val="0"/>
+          <w:sz w:val="21"/>
+        </w:rPr>
+        <w:t>솔로</w:t>
+      </w:r>
+    </w:p>
+    <w:p>
+      <w:pPr>
+        <w:spacing w:line="324" w:lineRule="auto" w:after="80"/>
+      </w:pPr>
+      <w:r>
+        <w:rPr w:rFonts="맑은 고딕">
+          <w:rFonts w:ascii="맑은 고딕" w:hAnsi="맑은 고딕" w:eastAsia="맑은 고딕"/>
+          <w:b w:val="0"/>
+          <w:color w:val="6B7280"/>
+          <w:sz w:val="21"/>
+        </w:rPr>
+        <w:t xml:space="preserve">· </w:t>
+      </w:r>
+      <w:r>
+        <w:rPr w:rFonts="맑은 고딕">
+          <w:rFonts w:ascii="맑은 고딕" w:hAnsi="맑은 고딕" w:eastAsia="맑은 고딕"/>
+          <w:b/>
+          <w:color w:val="1F2937"/>
+          <w:sz w:val="21"/>
+        </w:rPr>
+        <w:t xml:space="preserve">아티스트 소개: </w:t>
+      </w:r>
+      <w:r>
+        <w:rPr w:rFonts="맑은 고딕">
+          <w:rFonts w:ascii="맑은 고딕" w:hAnsi="맑은 고딕" w:eastAsia="맑은 고딕"/>
+          <w:b w:val="0"/>
+          <w:sz w:val="21"/>
+        </w:rPr>
+        <w:t>랜디 밴워머는 여리고 투명한 팔세토 창법과 유려한 멜로디 메이킹으로 팝 음악사에 독보적인 발자취를 남긴 싱어송라이터입니다. 청아한 음색 이면에 깃든 짙은 고독과 따스한 서정미는 1970~80년대 어덜트 컨템퍼러리 팝의 서정적 지평을 한층 넓혀놓았다는 평가를 받습니다.</w:t>
+      </w:r>
+    </w:p>
+    <w:p>
+      <w:pPr>
+        <w:spacing w:line="324" w:lineRule="auto" w:before="200" w:after="80"/>
+      </w:pPr>
+      <w:r>
+        <w:rPr w:rFonts="맑은 고딕">
+          <w:rFonts w:ascii="맑은 고딕" w:hAnsi="맑은 고딕" w:eastAsia="맑은 고딕"/>
+          <w:b/>
+          <w:color w:val="1E3A8A"/>
+          <w:sz w:val="24"/>
+        </w:rPr>
+        <w:t>3. 음반 상세 분석</w:t>
+      </w:r>
+    </w:p>
+    <w:p>
+      <w:pPr>
+        <w:spacing w:line="324" w:lineRule="auto" w:after="80"/>
+      </w:pPr>
+      <w:r>
+        <w:rPr w:rFonts="맑은 고딕">
+          <w:rFonts w:ascii="맑은 고딕" w:hAnsi="맑은 고딕" w:eastAsia="맑은 고딕"/>
+          <w:b w:val="0"/>
+          <w:color w:val="6B7280"/>
+          <w:sz w:val="21"/>
+        </w:rPr>
+        <w:t xml:space="preserve">· </w:t>
+      </w:r>
+      <w:r>
+        <w:rPr w:rFonts="맑은 고딕">
+          <w:rFonts w:ascii="맑은 고딕" w:hAnsi="맑은 고딕" w:eastAsia="맑은 고딕"/>
+          <w:b/>
+          <w:color w:val="1F2937"/>
+          <w:sz w:val="21"/>
+        </w:rPr>
+        <w:t xml:space="preserve">역사적 위치: </w:t>
+      </w:r>
+      <w:r>
+        <w:rPr w:rFonts="맑은 고딕">
+          <w:rFonts w:ascii="맑은 고딕" w:hAnsi="맑은 고딕" w:eastAsia="맑은 고딕"/>
+          <w:b w:val="0"/>
+          <w:sz w:val="21"/>
+        </w:rPr>
+        <w:t>디스코와 뉴웨이브의 거센 열풍 속에서도 순수 어쿠스틱 사운드와 진솔한 송라이팅의 영원한 가치를 증명한 소프트 록의 고전입니다. 포크적 감수성과 정교한 오케스트레이션이 완벽한 균형을 이루며, 후대 AOR(Album-Oriented Rock) 팝 발라드의 모범적인 전형을 제시하였습니다.</w:t>
+      </w:r>
+    </w:p>
+    <w:p>
+      <w:pPr>
+        <w:spacing w:line="324" w:lineRule="auto" w:after="80"/>
+      </w:pPr>
+      <w:r>
+        <w:rPr w:rFonts="맑은 고딕">
+          <w:rFonts w:ascii="맑은 고딕" w:hAnsi="맑은 고딕" w:eastAsia="맑은 고딕"/>
+          <w:b w:val="0"/>
+          <w:color w:val="6B7280"/>
+          <w:sz w:val="21"/>
+        </w:rPr>
+        <w:t xml:space="preserve">· </w:t>
+      </w:r>
+      <w:r>
+        <w:rPr w:rFonts="맑은 고딕">
+          <w:rFonts w:ascii="맑은 고딕" w:hAnsi="맑은 고딕" w:eastAsia="맑은 고딕"/>
+          <w:b/>
+          <w:color w:val="1F2937"/>
+          <w:sz w:val="21"/>
+        </w:rPr>
+        <w:t xml:space="preserve">시대의 흔적(스토리텔링): </w:t>
+      </w:r>
+      <w:r>
+        <w:rPr w:rFonts="맑은 고딕">
+          <w:rFonts w:ascii="맑은 고딕" w:hAnsi="맑은 고딕" w:eastAsia="맑은 고딕"/>
+          <w:b w:val="0"/>
+          <w:sz w:val="21"/>
+        </w:rPr>
+        <w:t>급변하는 사회적 격변기였던 1970년대 말, 청춘들의 불안과 실연의 상처를 조용히 위로해 주던 아날로그 라디오 시대의 정서가 고스란히 각인되어 있습니다. 비 내리는 창가에서 흘러나오던 그의 애틋한 음성은 당대 젊은이들에게 가장 순수한 위안의 안식처이자 따스한 낭만의 상징이었습니다.</w:t>
+      </w:r>
+    </w:p>
+    <w:p>
+      <w:pPr>
+        <w:spacing w:line="324" w:lineRule="auto" w:before="200" w:after="80"/>
+      </w:pPr>
+      <w:r>
+        <w:rPr w:rFonts="맑은 고딕">
+          <w:rFonts w:ascii="맑은 고딕" w:hAnsi="맑은 고딕" w:eastAsia="맑은 고딕"/>
+          <w:b/>
+          <w:color w:val="1E3A8A"/>
+          <w:sz w:val="24"/>
+        </w:rPr>
+        <w:t>4. 주요 수록곡 및 감상 제언</w:t>
+      </w:r>
+    </w:p>
+    <w:p>
+      <w:pPr>
+        <w:spacing w:line="324" w:lineRule="auto" w:after="80"/>
+      </w:pPr>
+      <w:r>
+        <w:rPr w:rFonts="맑은 고딕">
+          <w:rFonts w:ascii="맑은 고딕" w:hAnsi="맑은 고딕" w:eastAsia="맑은 고딕"/>
+          <w:b w:val="0"/>
+          <w:color w:val="6B7280"/>
+          <w:sz w:val="21"/>
+        </w:rPr>
+        <w:t xml:space="preserve">· </w:t>
+      </w:r>
+      <w:r>
+        <w:rPr w:rFonts="맑은 고딕">
+          <w:rFonts w:ascii="맑은 고딕" w:hAnsi="맑은 고딕" w:eastAsia="맑은 고딕"/>
+          <w:b/>
+          <w:color w:val="1F2937"/>
+          <w:sz w:val="21"/>
+        </w:rPr>
+        <w:t xml:space="preserve">주요 수록곡 특징: </w:t>
+      </w:r>
+      <w:r>
+        <w:rPr w:rFonts="맑은 고딕">
+          <w:rFonts w:ascii="맑은 고딕" w:hAnsi="맑은 고딕" w:eastAsia="맑은 고딕"/>
+          <w:b w:val="0"/>
+          <w:sz w:val="21"/>
+        </w:rPr>
+        <w:t>전설적인 명곡 "Just When I Needed You Most"는 슬픔을 담담하게 감싸 안는 오토하프(Autoharp)의 청아한 울림과 밴워머의 애절한 가성이 어우러진 최고의 발라드입니다. 이 외에도 경쾌한 멜로디 속에 방황을 녹여낸 "Gotta Get Out of Here", 서정적인 피아노 터치가 돋보이는 "Call Me"와 "Losing Out on Love" 등 섬세하고 아름다운 소품들이 앨범 전체를 따뜻하게 수놓고 있습니다.</w:t>
+      </w:r>
+    </w:p>
+    <w:p>
+      <w:pPr>
+        <w:spacing w:line="324" w:lineRule="auto" w:after="80"/>
+      </w:pPr>
+      <w:r>
+        <w:rPr w:rFonts="맑은 고딕">
+          <w:rFonts w:ascii="맑은 고딕" w:hAnsi="맑은 고딕" w:eastAsia="맑은 고딕"/>
+          <w:b w:val="0"/>
+          <w:color w:val="6B7280"/>
+          <w:sz w:val="21"/>
+        </w:rPr>
+        <w:t xml:space="preserve">· </w:t>
+      </w:r>
+      <w:r>
+        <w:rPr w:rFonts="맑은 고딕">
+          <w:rFonts w:ascii="맑은 고딕" w:hAnsi="맑은 고딕" w:eastAsia="맑은 고딕"/>
+          <w:b/>
+          <w:color w:val="1F2937"/>
+          <w:sz w:val="21"/>
+        </w:rPr>
+        <w:t xml:space="preserve">빈티지 감상 제언: </w:t>
+      </w:r>
+      <w:r>
+        <w:rPr w:rFonts="맑은 고딕">
+          <w:rFonts w:ascii="맑은 고딕" w:hAnsi="맑은 고딕" w:eastAsia="맑은 고딕"/>
+          <w:b w:val="0"/>
+          <w:sz w:val="21"/>
+        </w:rPr>
+        <w:t>진공관 앰프를 통해 턴테이블의 바늘이 그루브를 탈 때, 랜디 밴워머의 미성은 스피커 사이에서 살아 숨 쉬듯 온기 어린 숨결로 피어납니다. 어쿠스틱 기타 줄의 떨림과 아날로그 잔향은 디지털 음원에서는 결코 느낄 수 없는 깊은 공간감과 체온을 선사하므로, 불을 낮춘 고요한 심야 시간에 감상할 것을 권합니다.</w:t>
+      </w:r>
+    </w:p>
+    <w:p>
+      <w:pPr>
+        <w:spacing w:line="324" w:lineRule="auto" w:after="80"/>
+      </w:pPr>
+      <w:r>
+        <w:rPr w:rFonts="맑은 고딕">
+          <w:rFonts w:ascii="맑은 고딕" w:hAnsi="맑은 고딕" w:eastAsia="맑은 고딕"/>
+          <w:b w:val="0"/>
+          <w:color w:val="6B7280"/>
+          <w:sz w:val="21"/>
+        </w:rPr>
+        <w:t xml:space="preserve">· </w:t>
+      </w:r>
+      <w:r>
+        <w:rPr w:rFonts="맑은 고딕">
+          <w:rFonts w:ascii="맑은 고딕" w:hAnsi="맑은 고딕" w:eastAsia="맑은 고딕"/>
+          <w:b/>
+          <w:color w:val="1F2937"/>
+          <w:sz w:val="21"/>
+        </w:rPr>
+        <w:t xml:space="preserve">소장 가치: </w:t>
+      </w:r>
+      <w:r>
+        <w:rPr w:rFonts="맑은 고딕">
+          <w:rFonts w:ascii="맑은 고딕" w:hAnsi="맑은 고딕" w:eastAsia="맑은 고딕"/>
+          <w:b w:val="0"/>
+          <w:sz w:val="21"/>
+        </w:rPr>
+        <w:t>베어스빌 레이블 특유의 뛰어난 음향적 완성도와 더불어, 팝 역사상 가장 아름다운 멜로디를 오리지널 바이닐의 결로 만날 수 있는 작품입니다. 시대를 불문하고 언제 꺼내 들어도 마음을 적셔주는 에버그린 앨범으로서 모든 LP 애호가의 서가에 반드시 자리해야 할 음반입니다.</w:t>
+      </w:r>
+    </w:p>
+    <w:p>
+      <w:pPr>
+        <w:spacing w:line="324" w:lineRule="auto" w:after="120" w:before="160"/>
+      </w:pPr>
+      <w:r>
+        <w:rPr w:rFonts="맑은 고딕">
+          <w:rFonts w:ascii="맑은 고딕" w:hAnsi="맑은 고딕" w:eastAsia="맑은 고딕"/>
+          <w:b/>
+          <w:color w:val="4338CA"/>
+          <w:sz w:val="21"/>
+        </w:rPr>
+        <w:t>이 음반을 통해 아날로그 바늘 끝에서 피어나는 맑고 애틋한 미성과 따스한 선율이 전해주는 감동을 다시 한번 경험해 보시는 것은 어떨까요?</w:t>
       </w:r>
     </w:p>
     <w:sectPr>
       <w:pgSz w:w="12240" w:h="15840"/>
-      <w:pgMar w:top="1440" w:right="1440" w:bottom="1440" w:left="1440" w:header="720" w:footer="720" w:gutter="0"/>
+      <w:pgMar w:top="1152" w:right="1296" w:bottom="1152" w:left="1296" w:header="720" w:footer="720" w:gutter="0"/>
       <w:cols w:space="720"/>
       <w:docGrid w:linePitch="360"/>
     </w:sectPr>

--- a/word_reports/LP_0290_위치_374_Randy VanWarmer_Warmer.docx
+++ b/word_reports/LP_0290_위치_374_Randy VanWarmer_Warmer.docx
@@ -32,7 +32,7 @@
     </w:p>
     <w:p>
       <w:pPr>
-        <w:spacing w:line="324" w:lineRule="auto" w:before="80" w:after="160"/>
+        <w:spacing w:line="324" w:lineRule="auto" w:before="80" w:after="120"/>
       </w:pPr>
       <w:r>
         <w:rPr w:rFonts="맑은 고딕">
@@ -42,13 +42,6 @@
           <w:sz w:val="22"/>
         </w:rPr>
         <w:t xml:space="preserve">[음반 소개] </w:t>
-      </w:r>
-      <w:r>
-        <w:rPr w:rFonts="맑은 고딕">
-          <w:rFonts w:ascii="맑은 고딕" w:hAnsi="맑은 고딕" w:eastAsia="맑은 고딕"/>
-          <w:b w:val="0"/>
-          <w:sz w:val="21"/>
-        </w:rPr>
       </w:r>
     </w:p>
     <w:p>
@@ -61,7 +54,33 @@
           <w:b w:val="0"/>
           <w:sz w:val="21"/>
         </w:rPr>
-        <w:t>1970년대 후반의 분주한 음악적 소용돌이 속에서 가장 맑고 순수한 서정의 온기를 품고 피어난 랜디 밴워머의 눈부신 데뷔 명반입니다. 가슴을 저미는 미성과 담백한 어쿠스틱 선율은 상실의 아픔을 겪어본 모든 이들의 영혼을 어루만지며 시대와 세대를 초월한 깊은 울림을 전합니다. 정갈한 편곡과 진솔한 고백으로 가득 찬 이 앨범은 소프트 록과 챔버 팝이 도달할 수 있는 가장 우아하고 서정적인 극점을 유려하게 증명하고 있습니다.</w:t>
+        <w:t>1970년대 후반의 팝 음악계는 디스코의 찬란한 리듬과 펑크 록의 거친 함성이 양립하며 거대한 지각변동을 겪고 있었습니다. 이러한 시대의 소용돌이 한가운데에서, 콜로라도의 맑은 숨결과 영국의 목가적 정취를 동시에 품고 자란 랜디 밴워머(Randy VanWarmer)는 가장 여리고도 순수한 어쿠스틱 서정으로 세상의 귀를 사로잡았습니다. 1979년 베어스빌(Bearsville) 레코드를 통해 발표된 그의 데뷔 앨범 《Warmer》는 화려한 장식과 과잉된 감정 과시를 걷어내고, 인간의 가장 내밀한 고독과 이별의 아픔을 투명한 팔세토 창법으로 빚어낸 팝-포크 역사의 기념비적인 명반입니다.</w:t>
+      </w:r>
+    </w:p>
+    <w:p>
+      <w:pPr>
+        <w:spacing w:line="324" w:lineRule="auto" w:after="120"/>
+      </w:pPr>
+      <w:r>
+        <w:rPr w:rFonts="맑은 고딕">
+          <w:rFonts w:ascii="맑은 고딕" w:hAnsi="맑은 고딕" w:eastAsia="맑은 고딕"/>
+          <w:b w:val="0"/>
+          <w:sz w:val="21"/>
+        </w:rPr>
+        <w:t>청소년기를 영국의 안개 자욱한 콘월(Cornwall) 지방에서 보내며 체화한 켈틱 포크의 쓸쓸함과 미국 싱어송라이터 전통의 섬세한 멜로디 감각은 이 앨범 전편에 걸쳐 완벽한 조화를 이룹니다. 랜디 밴워머가 건네는 선율은 단순히 지나간 사랑을 슬퍼하는 것에 머물지 않고, 삶의 가장 연약한 순간에 맞닥뜨리는 상실의 상처를 따스하게 보듬는 치유의 힘을 지니고 있습니다. 이는 기술적 기교나 상업적 타협 대신 내면의 진실을 기록하고자 했던 한 순수한 음유시인의 예술적 결벽이자 철학이었으며, 당대 소프트 록 씬에 잊을 수 없는 맑은 파문을 남겼습니다.</w:t>
+      </w:r>
+    </w:p>
+    <w:p>
+      <w:pPr>
+        <w:spacing w:line="324" w:lineRule="auto" w:after="120"/>
+      </w:pPr>
+      <w:r>
+        <w:rPr w:rFonts="맑은 고딕">
+          <w:rFonts w:ascii="맑은 고딕" w:hAnsi="맑은 고딕" w:eastAsia="맑은 고딕"/>
+          <w:b w:val="0"/>
+          <w:sz w:val="21"/>
+        </w:rPr>
+        <w:t>타이틀곡이자 불멸의 스탠더드로 자리 잡은 "Just When I Needed You Most"를 필두로, 앨범에 수록된 곡들은 마치 한 편의 수채화처럼 맑고 담백한 울림을 전합니다. 과하지 않은 스트링 편곡과 피아노, 어쿠스틱 기타의 절제된 배치는 밴워머의 영롱한 미성과 어우러져 듣는 이의 심연으로 잔잔히 스며듭니다. 반세기에 가까운 세월이 흐른 오늘날에도 이 음반이 변함없는 감동을 주는 이유는, 유행의 풍파에 휩쓸리지 않는 서정의 본질과 인간 본연의 고독을 어루만지는 숭고한 온기가 오롯이 살아 숨 쉬기 때문입니다.</w:t>
       </w:r>
     </w:p>
     <w:p>
@@ -168,7 +187,7 @@
           <w:b w:val="0"/>
           <w:sz w:val="21"/>
         </w:rPr>
-        <w:t>1979년 미국의 유서 깊은 음반사 베어스빌 레코드(Bearsville Records)를 통해 발매된 랜디 밴워머의 기념비적인 데뷔 정규 앨범으로, 당대 최고의 현악 편곡자이자 프로듀서인 델 뉴먼(Del Newman)이 프로듀싱을 맡아 앨범의 품격을 한층 끌어올렸습니다.</w:t>
+        <w:t>1979년 전설적인 명프로듀서 알버트 그로스먼(Albert Grossman)이 설립한 명문 레이블 베어스빌(Bearsville Records)을 통해 발매된 랜디 밴워머의 데뷔 정규 앨범으로, 섬세한 어쿠스틱 편곡과 격조 높은 스트링 오케스트레이션이 어우러진 70년대 말 어덜트 컨템포러리/소프트 록의 정수를 담고 있습니다.</w:t>
       </w:r>
     </w:p>
     <w:p>
@@ -199,7 +218,7 @@
           <w:b w:val="0"/>
           <w:sz w:val="21"/>
         </w:rPr>
-        <w:t>타이틀 성격의 대표곡이 전 세계적인 반향을 일으키며 미국 빌보드 200 앨범 차트 43위에 올랐고, 전 세계 수많은 음악 팬들에게 사랑받으며 골드 레코드 이상의 꾸준한 스테디셀러 판매고를 기록하였습니다.</w:t>
+        <w:t>앨범의 리드 싱글 "Just When I Needed You Most"가 미국 빌보드 핫 100 차트 4위, 빌보드 어덜트 컨템포러리 차트 2주 연속 1위, 영국 싱글 차트 Top 40에 오르는 등 전 세계적인 히트를 기록했으며, 앨범 역시 빌보드 200 앨범 차트에 안착하며 대중과 평단 양측에서 커다란 성공을 거두었습니다.</w:t>
       </w:r>
     </w:p>
     <w:p>
@@ -230,7 +249,7 @@
           <w:b w:val="0"/>
           <w:sz w:val="21"/>
         </w:rPr>
-        <w:t>수록곡 'Just When I Needed You Most'가 1979년 미국 빌보드 핫 100 차트 4위, 어덜트 컨템퍼러리(AC) 차트 2주 연속 1위를 차지하였으며, 영국 오피셜 싱글 차트 8위에 오르는 등 세계 유수의 팝 차트 상위권을 석권하며 평단의 높은 찬사를 받았습니다.</w:t>
+        <w:t>빌보드 연말 결산 차트 상위권 랭크 및 미국음반산업협회(RIAA) 공인 골드 레코드에 필적하는 전 세계적 상업적 반향을 일으켰으며, 후대 팝과 컨트리 씬의 수많은 거장들이 헌정 리메이크를 남기며 세대를 초월한 명곡의 반열에 올랐습니다.</w:t>
       </w:r>
     </w:p>
     <w:p>
@@ -275,7 +294,7 @@
           <w:b w:val="0"/>
           <w:sz w:val="21"/>
         </w:rPr>
-        <w:t>미국</w:t>
+        <w:t>미국 (United States)</w:t>
       </w:r>
     </w:p>
     <w:p>
@@ -337,7 +356,7 @@
           <w:b w:val="0"/>
           <w:sz w:val="21"/>
         </w:rPr>
-        <w:t>솔로</w:t>
+        <w:t>솔로 (Solo)</w:t>
       </w:r>
     </w:p>
     <w:p>
@@ -368,7 +387,7 @@
           <w:b w:val="0"/>
           <w:sz w:val="21"/>
         </w:rPr>
-        <w:t>랜디 밴워머는 여리고 투명한 팔세토 창법과 유려한 멜로디 메이킹으로 팝 음악사에 독보적인 발자취를 남긴 싱어송라이터입니다. 청아한 음색 이면에 깃든 짙은 고독과 따스한 서정미는 1970~80년대 어덜트 컨템퍼러리 팝의 서정적 지평을 한층 넓혀놓았다는 평가를 받습니다.</w:t>
+        <w:t>미국 콜로라도 출신으로 10대 시절 영국에서 음악적 소양을 닦은 랜디 밴워머는 특유의 서정적이고 맑은 팔세토 보컬과 서정적인 멜로디 메이킹으로 팝과 포크의 경계를 아름답게 허문 싱어송라이터입니다. 비단 자신의 음반뿐만 아니라 앨라배마(Alabama), 오크 리지 보이스(The Oak Ridge Boys) 등 정상급 아티스트들에게 넘버원 히트곡을 선사한 탁월한 작곡가로서 팝 음악사에 깊고 온화한 발자취를 남겼습니다.</w:t>
       </w:r>
     </w:p>
     <w:p>
@@ -413,7 +432,7 @@
           <w:b w:val="0"/>
           <w:sz w:val="21"/>
         </w:rPr>
-        <w:t>디스코와 뉴웨이브의 거센 열풍 속에서도 순수 어쿠스틱 사운드와 진솔한 송라이팅의 영원한 가치를 증명한 소프트 록의 고전입니다. 포크적 감수성과 정교한 오케스트레이션이 완벽한 균형을 이루며, 후대 AOR(Album-Oriented Rock) 팝 발라드의 모범적인 전형을 제시하였습니다.</w:t>
+        <w:t>1970년대 후반 서던 캘리포니아 사운드와 브리티시 챔버 포크의 감수성이 가장 완벽한 균형으로 융합된 수작입니다. 록 음악의 거대화와 댄스 팝의 범람 속에서도 멜로디의 순수성과 시적 노랫말이 지닌 고유한 힘을 입증해 보이며, 1980년대 어쿠스틱 팝 및 네오 포크 장르의 확장에 결정적인 교량 역할을 수행한 명반으로 평가받습니다.</w:t>
       </w:r>
     </w:p>
     <w:p>
@@ -444,7 +463,7 @@
           <w:b w:val="0"/>
           <w:sz w:val="21"/>
         </w:rPr>
-        <w:t>급변하는 사회적 격변기였던 1970년대 말, 청춘들의 불안과 실연의 상처를 조용히 위로해 주던 아날로그 라디오 시대의 정서가 고스란히 각인되어 있습니다. 비 내리는 창가에서 흘러나오던 그의 애틋한 음성은 당대 젊은이들에게 가장 순수한 위안의 안식처이자 따스한 낭만의 상징이었습니다.</w:t>
+        <w:t>베트남 전쟁 종전 이후 혼돈과 허무 속에서 따뜻한 안식을 갈망하던 70년대 말 대중의 심리적 결핍을 포근하게 어루만진 시대의 초상입니다. 청춘의 방황과 이별의 아픔을 담담하게 수놓은 그의 음악은 당시 라디오 전파를 타고 수많은 이들의 마음에 스며들며, 고단한 일상을 위로하는 서정적 도피처이자 감성적 안식처가 되어 주었습니다.</w:t>
       </w:r>
     </w:p>
     <w:p>
@@ -489,7 +508,7 @@
           <w:b w:val="0"/>
           <w:sz w:val="21"/>
         </w:rPr>
-        <w:t>전설적인 명곡 "Just When I Needed You Most"는 슬픔을 담담하게 감싸 안는 오토하프(Autoharp)의 청아한 울림과 밴워머의 애절한 가성이 어우러진 최고의 발라드입니다. 이 외에도 경쾌한 멜로디 속에 방황을 녹여낸 "Gotta Get Out of Here", 서정적인 피아노 터치가 돋보이는 "Call Me"와 "Losing Out on Love" 등 섬세하고 아름다운 소품들이 앨범 전체를 따뜻하게 수놓고 있습니다.</w:t>
+        <w:t>비 내리는 날의 스산함과 쓸쓸한 이별의 비애를 투명한 어쿠스틱 기타와 오토하프(Autoharp) 연주로 승화시킨 불후의 명곡 "Just When I Needed You Most", 앨범 전체의 문학적 깊이를 더하는 섬세한 멜로디의 타이틀 트랙 "Warmer", 절제된 슬픔 속에서도 따스한 희망을 노래하는 "Gotta Get Out of Here"와 "Call Me" 등 전 곡이 유기적인 서정미로 연결되어 있어 한 편의 서정시를 감상하는 듯한 완성도를 자랑합니다.</w:t>
       </w:r>
     </w:p>
     <w:p>
@@ -520,7 +539,7 @@
           <w:b w:val="0"/>
           <w:sz w:val="21"/>
         </w:rPr>
-        <w:t>진공관 앰프를 통해 턴테이블의 바늘이 그루브를 탈 때, 랜디 밴워머의 미성은 스피커 사이에서 살아 숨 쉬듯 온기 어린 숨결로 피어납니다. 어쿠스틱 기타 줄의 떨림과 아날로그 잔향은 디지털 음원에서는 결코 느낄 수 없는 깊은 공간감과 체온을 선사하므로, 불을 낮춘 고요한 심야 시간에 감상할 것을 권합니다.</w:t>
+        <w:t>턴테이블의 바늘이 LP의 소리골을 타고 내려앉을 때 피어오르는 미세한 온기는 디지털 음원에서는 결코 흉내 낼 수 없는 감동을 선사합니다. 특히 진공관 앰프를 통해 증폭되는 랜디 밴워머의 미세한 숨소리와 팔세토의 미묘한 떨림, 그리고 어쿠스틱 악기들의 자연스러운 잔향감은 고즈넉한 늦은 밤 음악실을 단숨에 콘월의 안개 낀 새벽 호숫가로 바꾸어 놓는 마법을 경험하게 합니다.</w:t>
       </w:r>
     </w:p>
     <w:p>
@@ -551,7 +570,7 @@
           <w:b w:val="0"/>
           <w:sz w:val="21"/>
         </w:rPr>
-        <w:t>베어스빌 레이블 특유의 뛰어난 음향적 완성도와 더불어, 팝 역사상 가장 아름다운 멜로디를 오리지널 바이닐의 결로 만날 수 있는 작품입니다. 시대를 불문하고 언제 꺼내 들어도 마음을 적셔주는 에버그린 앨범으로서 모든 LP 애호가의 서가에 반드시 자리해야 할 음반입니다.</w:t>
+        <w:t>베어스빌 레이블 오리지널 LP 특유의 두텁고 풍성한 아날로그 믹싱 질감을 온전히 간직하고 있는 음반으로, 팝 애호가뿐만 아니라 클래식/포크 음악을 사랑하는 오디오파일 모두에게 필수적인 컬렉터스 아이템입니다. 세월의 풍화를 견뎌낸 커버 아트워크와 함께 LP로만 누릴 수 있는 특유의 서정적 가치는 시대를 초월해 영구한 소장 가치를 지닙니다.</w:t>
       </w:r>
     </w:p>
     <w:p>
@@ -565,7 +584,7 @@
           <w:color w:val="4338CA"/>
           <w:sz w:val="21"/>
         </w:rPr>
-        <w:t>이 음반을 통해 아날로그 바늘 끝에서 피어나는 맑고 애틋한 미성과 따스한 선율이 전해주는 감동을 다시 한번 경험해 보시는 것은 어떨까요?</w:t>
+        <w:t>이 음반을 통해 아날로그 LP만이 건넬 수 있는 가장 따뜻하고 순수한 고백이 전해주는 감동을 다시 한번 경험해 보시는 것은 어떨까요?</w:t>
       </w:r>
     </w:p>
     <w:sectPr>
